--- a/handoff/client-admin-guide/Chef-Rahs-Twisted-Kitchen-Admin-Quick-Reference-v1.0.docx
+++ b/handoff/client-admin-guide/Chef-Rahs-Twisted-Kitchen-Admin-Quick-Reference-v1.0.docx
@@ -54,6 +54,14 @@
       </w:pPr>
       <w:r>
         <w:t>Admin Quick Reference</w:t>
+      </w:r>
+    </w:p>
+    <w:p>
+      <w:pPr>
+        <w:pStyle w:val="Subtitle"/>
+      </w:pPr>
+      <w:r>
+        <w:t>Need guidance? Open Admin Dashboard → Help &amp; Guide.</w:t>
       </w:r>
     </w:p>
     <w:p>
